--- a/documents/MINI GUIDE BRAQUE.docx
+++ b/documents/MINI GUIDE BRAQUE.docx
@@ -361,7 +361,15 @@
         </w:numPr>
       </w:pPr>
       <w:r>
-        <w:t xml:space="preserve">Rompre le contrat en cas de non renouvellement du titre de séjour et de travail. </w:t>
+        <w:t xml:space="preserve">Rompre le contrat en cas de </w:t>
+      </w:r>
+      <w:proofErr w:type="gramStart"/>
+      <w:r>
+        <w:t>non renouvellement</w:t>
+      </w:r>
+      <w:proofErr w:type="gramEnd"/>
+      <w:r>
+        <w:t xml:space="preserve"> du titre de séjour et de travail. </w:t>
       </w:r>
     </w:p>
     <w:p>
@@ -730,7 +738,15 @@
     </w:p>
     <w:p>
       <w:r>
-        <w:t xml:space="preserve">Il convient de cumuler l’ensemble des contrats ( + contrats HORS ACADEMIE). Le calcul de la durée globale cumulée doit comptabiliser les mois, les jours et les années. </w:t>
+        <w:t xml:space="preserve">Il convient de cumuler l’ensemble des contrats </w:t>
+      </w:r>
+      <w:proofErr w:type="gramStart"/>
+      <w:r>
+        <w:t>( +</w:t>
+      </w:r>
+      <w:proofErr w:type="gramEnd"/>
+      <w:r>
+        <w:t xml:space="preserve"> contrats HORS ACADEMIE). Le calcul de la durée globale cumulée doit comptabiliser les mois, les jours et les années. </w:t>
       </w:r>
     </w:p>
     <w:p>
@@ -905,10 +921,18 @@
     </w:p>
     <w:p>
       <w:r>
-        <w:t>Le renouvellement de la période d'essai est limité à une seule fois. La période d'essai et la possibilité de la renouveler sont expressément stipulées dans le contrat. La durée du renouvellement ne peut dépasser une durée au plus égale à la durée initiale.</w:t>
-      </w:r>
-      <w:r>
-        <w:t xml:space="preserve">. </w:t>
+        <w:t xml:space="preserve">Le renouvellement de la période d'essai est limité à une seule fois. La période d'essai et la possibilité de la renouveler sont expressément stipulées dans le contrat. La durée du renouvellement ne peut dépasser une durée au plus égale à la durée </w:t>
+      </w:r>
+      <w:proofErr w:type="gramStart"/>
+      <w:r>
+        <w:t>initiale.</w:t>
+      </w:r>
+      <w:r>
+        <w:t>.</w:t>
+      </w:r>
+      <w:proofErr w:type="gramEnd"/>
+      <w:r>
+        <w:t xml:space="preserve"> </w:t>
       </w:r>
     </w:p>
     <w:p>
@@ -999,17 +1023,7 @@
     </w:p>
     <w:p>
       <w:r>
-        <w:t xml:space="preserve">En application des articles 9 et 46 du décret du 17 janvier 1986 modifié, tout licenciement prononcé au cours ou à l’expiration de la période d’essai ne donne lieu ni à préavis, ni à indemnité de licenciement. </w:t>
-      </w:r>
-    </w:p>
-    <w:p>
-      <w:r>
-        <w:t xml:space="preserve">Il doit cependant être précédé d’un entretien préalable, et être notifié par une décision motivée. </w:t>
-      </w:r>
-    </w:p>
-    <w:p>
-      <w:r>
-        <w:t xml:space="preserve">Le licenciement peut être prononcé par le chef d’établissement employeur à tout moment au cours de cette période. Le licenciement intervenant pendant la période d’essai ou au terme de celle-ci ne nécessite pas la consultation de la Commission Consultative Paritaire Académique (CCPA) compétente à l’égard des agents non titulaires exerçant des fonctions de surveillance et d’accompagnement des élèves. </w:t>
+        <w:t>En application des articles 9 et 46 du décret du 17 janvier 1986 modifié, le chef d'établissement employeur peut prononcer le licenciement à tout moment au cours de la période d'essai ou à son terme. Ce licenciement ne donne lieu ni à préavis ni à indemnité. Il doit toutefois être précédé d'un entretien préalable. Seul le licenciement prononcé au cours de la période d'essai doit être motivé ; celui intervenant à son terme en est dispensé. Dans les deux cas, la consultation préalable de la Commission consultative paritaire académique (CCPA) compétente à l'égard des agents contractuels exerçant des fonctions de surveillance et d'accompagnement des élèves n'est pas requise</w:t>
       </w:r>
     </w:p>
     <w:p>
@@ -1027,17 +1041,39 @@
         <w:t>• Notifier par courrier en recommandé avec accusé de réception ou remise en main propre contre signature la décision de licenciement motivée ainsi que les voies et délais de recours. (</w:t>
       </w:r>
       <w:proofErr w:type="spellStart"/>
+      <w:proofErr w:type="gramStart"/>
       <w:r>
         <w:t>cf</w:t>
       </w:r>
       <w:proofErr w:type="spellEnd"/>
+      <w:proofErr w:type="gramEnd"/>
       <w:r>
         <w:t xml:space="preserve"> Annexe lettre de licenciement pendant la période d’essai). </w:t>
       </w:r>
     </w:p>
     <w:p>
-      <w:r>
-        <w:t xml:space="preserve">Dans le cas de non renouvellement du contrat à durée déterminée le chef d’établissement doit prévenir l’intéressé en respectant les délais de préavis voire en anticipant ces délais dans un souci de bonne gestion des ressources humaines (par exemple pour un contrat qui se termine à la fin de l’année scolaire prévenir l’AED avant la fin mai). </w:t>
+      <w:pPr>
+        <w:pStyle w:val="TITRE3ZB"/>
+      </w:pPr>
+      <w:r>
+        <w:t>NON RENOUVELLEMENT DE CONTRAT</w:t>
+      </w:r>
+    </w:p>
+    <w:p>
+      <w:r>
+        <w:t>Dans le cas d</w:t>
+      </w:r>
+      <w:r>
+        <w:t>’un</w:t>
+      </w:r>
+      <w:r>
+        <w:t xml:space="preserve"> </w:t>
+      </w:r>
+      <w:r>
+        <w:t>non-renouvellement</w:t>
+      </w:r>
+      <w:r>
+        <w:t xml:space="preserve"> du contrat à durée déterminée le chef d’établissement doit prévenir l’intéressé en respectant les délais de préavis voire en anticipant ces délais dans un souci de bonne gestion des ressources humaines (par exemple pour un contrat qui se termine à la fin de l’année scolaire prévenir l’AED avant la fin mai). </w:t>
       </w:r>
     </w:p>
     <w:p>
@@ -1250,7 +1286,15 @@
     </w:p>
     <w:p>
       <w:r>
-        <w:t xml:space="preserve">Pour les AED en CDD, un exemplaire des courriers sera envoyé au Service de Mutualisation de Paie . </w:t>
+        <w:t xml:space="preserve">Pour les AED en CDD, un exemplaire des courriers sera envoyé au Service de Mutualisation de </w:t>
+      </w:r>
+      <w:proofErr w:type="gramStart"/>
+      <w:r>
+        <w:t>Paie .</w:t>
+      </w:r>
+      <w:proofErr w:type="gramEnd"/>
+      <w:r>
+        <w:t xml:space="preserve"> </w:t>
       </w:r>
     </w:p>
     <w:p>
@@ -1302,7 +1346,15 @@
         <w:t>Des</w:t>
       </w:r>
       <w:r>
-        <w:t xml:space="preserve"> éléments liés à l’état de santé de l’AED; </w:t>
+        <w:t xml:space="preserve"> éléments liés à l’état de santé de </w:t>
+      </w:r>
+      <w:proofErr w:type="gramStart"/>
+      <w:r>
+        <w:t>l’AED;</w:t>
+      </w:r>
+      <w:proofErr w:type="gramEnd"/>
+      <w:r>
+        <w:t xml:space="preserve"> </w:t>
       </w:r>
     </w:p>
     <w:p>
@@ -1421,7 +1473,15 @@
     </w:p>
     <w:p>
       <w:r>
-        <w:t xml:space="preserve">Ne sont donc pas concernés le licenciement pendant la période d’essai, le non renouvellement du contrat et l’abandon de poste. </w:t>
+        <w:t xml:space="preserve">Ne sont donc pas concernés le licenciement pendant la période d’essai, le </w:t>
+      </w:r>
+      <w:proofErr w:type="gramStart"/>
+      <w:r>
+        <w:t>non renouvellement</w:t>
+      </w:r>
+      <w:proofErr w:type="gramEnd"/>
+      <w:r>
+        <w:t xml:space="preserve"> du contrat et l’abandon de poste. </w:t>
       </w:r>
     </w:p>
     <w:p>
@@ -1852,13 +1912,21 @@
     </w:p>
     <w:p>
       <w:r>
-        <w:t xml:space="preserve">1. Rédaction d’un rapport circonstancié relatant les faits reprochés avec toutes les pièces permettant de </w:t>
+        <w:t xml:space="preserve">1. Rédaction d’un rapport circonstancié relatant les faits reprochés avec toutes les pièces permettant </w:t>
+      </w:r>
+      <w:proofErr w:type="gramStart"/>
+      <w:r>
+        <w:t xml:space="preserve">de </w:t>
       </w:r>
       <w:r>
         <w:t xml:space="preserve"> </w:t>
       </w:r>
       <w:r>
-        <w:t xml:space="preserve">fonder le comportement fautif. </w:t>
+        <w:t>fonder</w:t>
+      </w:r>
+      <w:proofErr w:type="gramEnd"/>
+      <w:r>
+        <w:t xml:space="preserve"> le comportement fautif. </w:t>
       </w:r>
     </w:p>
     <w:p>
@@ -2044,8 +2112,13 @@
         </w:numPr>
       </w:pPr>
       <w:r>
-        <w:t>Décret 2000-815 du 25 août 2000 relatif à l’aménagement et à la réduction du temps de travail dans la fonction publique de l’État (article 1, 2ème alinéa) .</w:t>
-      </w:r>
+        <w:t>Décret 2000-815 du 25 août 2000 relatif à l’aménagement et à la réduction du temps de travail dans la fonction publique de l’État (article 1, 2ème alinéa</w:t>
+      </w:r>
+      <w:proofErr w:type="gramStart"/>
+      <w:r>
+        <w:t>) .</w:t>
+      </w:r>
+      <w:proofErr w:type="gramEnd"/>
     </w:p>
     <w:p>
       <w:r>
@@ -2127,7 +2200,15 @@
     </w:p>
     <w:p>
       <w:r>
-        <w:t>Depuis le 1er janvier 2022, et conformément au décret 2021-1651 du 15 décembre 2021, les AED , à l’exception des AED en préprofessionnalisation, ont la possibilité de faire des heures supplémentaires. Le taux horaire de l’indemnité pour heures supplémentaires attribuée aux assistants d’éducation fixé par l’arrêté du 15 décembre 2021 est égal à 13,11 euros. Ces heures supplémentaires ne peuvent</w:t>
+        <w:t xml:space="preserve">Depuis le 1er janvier 2022, et conformément au décret 2021-1651 du 15 décembre 2021, les </w:t>
+      </w:r>
+      <w:proofErr w:type="gramStart"/>
+      <w:r>
+        <w:t>AED ,</w:t>
+      </w:r>
+      <w:proofErr w:type="gramEnd"/>
+      <w:r>
+        <w:t xml:space="preserve"> à l’exception des AED en préprofessionnalisation, ont la possibilité de faire des heures supplémentaires. Le taux horaire de l’indemnité pour heures supplémentaires attribuée aux assistants d’éducation fixé par l’arrêté du 15 décembre 2021 est égal à 13,11 euros. Ces heures supplémentaires ne peuvent</w:t>
       </w:r>
       <w:r>
         <w:t xml:space="preserve"> </w:t>
@@ -2159,7 +2240,15 @@
         <w:t xml:space="preserve">attribué à ce titre, qui est fonction de la quotité de service de l’assistant d’éducation, est déterminé par référence à un volume annuel de </w:t>
       </w:r>
       <w:r>
-        <w:t xml:space="preserve">deux cent </w:t>
+        <w:t xml:space="preserve">deux </w:t>
+      </w:r>
+      <w:proofErr w:type="gramStart"/>
+      <w:r>
+        <w:t>cent</w:t>
+      </w:r>
+      <w:proofErr w:type="gramEnd"/>
+      <w:r>
+        <w:t xml:space="preserve"> </w:t>
       </w:r>
       <w:r>
         <w:t>heures maximums</w:t>
@@ -2575,8 +2664,13 @@
         <w:t xml:space="preserve">Nombre d’heures dues : </w:t>
       </w:r>
       <w:r>
-        <w:t>(39/365*1607)=</w:t>
-      </w:r>
+        <w:t>(39/365*</w:t>
+      </w:r>
+      <w:proofErr w:type="gramStart"/>
+      <w:r>
+        <w:t>1607)=</w:t>
+      </w:r>
+      <w:proofErr w:type="gramEnd"/>
       <w:r>
         <w:t>85,85 heures</w:t>
       </w:r>
@@ -2745,8 +2839,13 @@
           <w:numId w:val="8"/>
         </w:numPr>
       </w:pPr>
-      <w:r>
-        <w:t>appui aux personnels enseignants pour le soutien et l’accompagnement pédagogiques ;</w:t>
+      <w:proofErr w:type="gramStart"/>
+      <w:r>
+        <w:t>appui</w:t>
+      </w:r>
+      <w:proofErr w:type="gramEnd"/>
+      <w:r>
+        <w:t xml:space="preserve"> aux personnels enseignants pour le soutien et l’accompagnement pédagogiques ;</w:t>
       </w:r>
     </w:p>
     <w:p>
@@ -2757,8 +2856,13 @@
           <w:numId w:val="8"/>
         </w:numPr>
       </w:pPr>
-      <w:r>
-        <w:t>accompagnement des élèves aux usages du numérique ;</w:t>
+      <w:proofErr w:type="gramStart"/>
+      <w:r>
+        <w:t>accompagnement</w:t>
+      </w:r>
+      <w:proofErr w:type="gramEnd"/>
+      <w:r>
+        <w:t xml:space="preserve"> des élèves aux usages du numérique ;</w:t>
       </w:r>
     </w:p>
     <w:p>
@@ -2769,8 +2873,13 @@
           <w:numId w:val="8"/>
         </w:numPr>
       </w:pPr>
-      <w:r>
-        <w:t>participation à toute activité éducative, sportive, sociale, artistique ou culturelle complémentaire aux enseignements</w:t>
+      <w:proofErr w:type="gramStart"/>
+      <w:r>
+        <w:t>participation</w:t>
+      </w:r>
+      <w:proofErr w:type="gramEnd"/>
+      <w:r>
+        <w:t xml:space="preserve"> à toute activité éducative, sportive, sociale, artistique ou culturelle complémentaire aux enseignements</w:t>
       </w:r>
     </w:p>
     <w:p>
@@ -2781,8 +2890,13 @@
           <w:numId w:val="8"/>
         </w:numPr>
       </w:pPr>
-      <w:r>
-        <w:t>participation aux temps dédiés à la réalisation des devoirs ;</w:t>
+      <w:proofErr w:type="gramStart"/>
+      <w:r>
+        <w:t>participation</w:t>
+      </w:r>
+      <w:proofErr w:type="gramEnd"/>
+      <w:r>
+        <w:t xml:space="preserve"> aux temps dédiés à la réalisation des devoirs ;</w:t>
       </w:r>
     </w:p>
     <w:p>
@@ -2793,8 +2907,13 @@
           <w:numId w:val="8"/>
         </w:numPr>
       </w:pPr>
-      <w:r>
-        <w:t>participation aux actions de prévention et de sécurité conduites au sein de l’établissement.</w:t>
+      <w:proofErr w:type="gramStart"/>
+      <w:r>
+        <w:t>participation</w:t>
+      </w:r>
+      <w:proofErr w:type="gramEnd"/>
+      <w:r>
+        <w:t xml:space="preserve"> aux actions de prévention et de sécurité conduites au sein de l’établissement.</w:t>
       </w:r>
     </w:p>
     <w:p>
@@ -2969,8 +3088,13 @@
           <w:numId w:val="10"/>
         </w:numPr>
       </w:pPr>
-      <w:r>
-        <w:t xml:space="preserve">un accompagnement de la scolarité ; </w:t>
+      <w:proofErr w:type="gramStart"/>
+      <w:r>
+        <w:t>un</w:t>
+      </w:r>
+      <w:proofErr w:type="gramEnd"/>
+      <w:r>
+        <w:t xml:space="preserve"> accompagnement de la scolarité ; </w:t>
       </w:r>
     </w:p>
     <w:p>
@@ -2981,8 +3105,13 @@
           <w:numId w:val="10"/>
         </w:numPr>
       </w:pPr>
-      <w:r>
-        <w:t>un soutien scolaire, aide méthodologique et transversale ;</w:t>
+      <w:proofErr w:type="gramStart"/>
+      <w:r>
+        <w:t>un</w:t>
+      </w:r>
+      <w:proofErr w:type="gramEnd"/>
+      <w:r>
+        <w:t xml:space="preserve"> soutien scolaire, aide méthodologique et transversale ;</w:t>
       </w:r>
       <w:r>
         <w:t xml:space="preserve"> </w:t>
@@ -2996,8 +3125,13 @@
           <w:numId w:val="10"/>
         </w:numPr>
       </w:pPr>
-      <w:r>
-        <w:t>une aide au travail personnel.</w:t>
+      <w:proofErr w:type="gramStart"/>
+      <w:r>
+        <w:t>une</w:t>
+      </w:r>
+      <w:proofErr w:type="gramEnd"/>
+      <w:r>
+        <w:t xml:space="preserve"> aide au travail personnel.</w:t>
       </w:r>
     </w:p>
     <w:p>
@@ -3232,8 +3366,13 @@
           <w:numId w:val="13"/>
         </w:numPr>
       </w:pPr>
-      <w:r>
-        <w:t>concourir à l’organisation d’une fonction de veille et d’anticipation des situations de violence ;</w:t>
+      <w:proofErr w:type="gramStart"/>
+      <w:r>
+        <w:t>concourir</w:t>
+      </w:r>
+      <w:proofErr w:type="gramEnd"/>
+      <w:r>
+        <w:t xml:space="preserve"> à l’organisation d’une fonction de veille et d’anticipation des situations de violence ;</w:t>
       </w:r>
     </w:p>
     <w:p>
@@ -3244,9 +3383,19 @@
           <w:numId w:val="13"/>
         </w:numPr>
       </w:pPr>
-      <w:r>
-        <w:t>apporter au chef d’établissement des éléments pour solliciter une intervention éventuelle des EMS;</w:t>
-      </w:r>
+      <w:proofErr w:type="gramStart"/>
+      <w:r>
+        <w:t>apporter</w:t>
+      </w:r>
+      <w:proofErr w:type="gramEnd"/>
+      <w:r>
+        <w:t xml:space="preserve"> au chef d’établissement des éléments pour solliciter une intervention éventuelle des </w:t>
+      </w:r>
+      <w:proofErr w:type="gramStart"/>
+      <w:r>
+        <w:t>EMS;</w:t>
+      </w:r>
+      <w:proofErr w:type="gramEnd"/>
     </w:p>
     <w:p>
       <w:pPr>
@@ -3256,11 +3405,16 @@
           <w:numId w:val="13"/>
         </w:numPr>
       </w:pPr>
+      <w:proofErr w:type="gramStart"/>
       <w:r>
         <w:t>p</w:t>
       </w:r>
       <w:r>
-        <w:t xml:space="preserve">roposer au chef d’établissement des outils permettant la transmission aux EMS des informations </w:t>
+        <w:t>roposer</w:t>
+      </w:r>
+      <w:proofErr w:type="gramEnd"/>
+      <w:r>
+        <w:t xml:space="preserve"> au chef d’établissement des outils permettant la transmission aux EMS des informations </w:t>
       </w:r>
       <w:r>
         <w:t>n</w:t>
@@ -3282,9 +3436,19 @@
           <w:numId w:val="12"/>
         </w:numPr>
       </w:pPr>
-      <w:r>
-        <w:t>contribuer au renforcement des liens entre l’équipe éducative et les parents d’élèves;</w:t>
-      </w:r>
+      <w:proofErr w:type="gramStart"/>
+      <w:r>
+        <w:t>contribuer</w:t>
+      </w:r>
+      <w:proofErr w:type="gramEnd"/>
+      <w:r>
+        <w:t xml:space="preserve"> au renforcement des liens entre l’équipe éducative et les parents </w:t>
+      </w:r>
+      <w:proofErr w:type="gramStart"/>
+      <w:r>
+        <w:t>d’élèves;</w:t>
+      </w:r>
+      <w:proofErr w:type="gramEnd"/>
     </w:p>
     <w:p>
       <w:pPr>
@@ -3294,8 +3458,13 @@
           <w:numId w:val="12"/>
         </w:numPr>
       </w:pPr>
-      <w:r>
-        <w:t>favoriser les liens entre l’établissement scolaire et son environnement :</w:t>
+      <w:proofErr w:type="gramStart"/>
+      <w:r>
+        <w:t>favoriser</w:t>
+      </w:r>
+      <w:proofErr w:type="gramEnd"/>
+      <w:r>
+        <w:t xml:space="preserve"> les liens entre l’établissement scolaire et son environnement :</w:t>
       </w:r>
     </w:p>
     <w:p>
@@ -3306,8 +3475,13 @@
           <w:numId w:val="11"/>
         </w:numPr>
       </w:pPr>
-      <w:r>
-        <w:t>dans le domaine de la pr</w:t>
+      <w:proofErr w:type="gramStart"/>
+      <w:r>
+        <w:t>dans</w:t>
+      </w:r>
+      <w:proofErr w:type="gramEnd"/>
+      <w:r>
+        <w:t xml:space="preserve"> le domaine de la pr</w:t>
       </w:r>
       <w:r>
         <w:rPr>
@@ -3336,8 +3510,13 @@
           <w:numId w:val="11"/>
         </w:numPr>
       </w:pPr>
-      <w:r>
-        <w:t>dans le domaine de la s</w:t>
+      <w:proofErr w:type="gramStart"/>
+      <w:r>
+        <w:t>dans</w:t>
+      </w:r>
+      <w:proofErr w:type="gramEnd"/>
+      <w:r>
+        <w:t xml:space="preserve"> le domaine de la s</w:t>
       </w:r>
       <w:r>
         <w:rPr>
@@ -3945,8 +4124,13 @@
       </w:r>
     </w:p>
     <w:p>
-      <w:r>
-        <w:t>il est strictement interdit de cumuler les indemnités du nouveau congé supplémentaire de naissance avec l'AJPP</w:t>
+      <w:proofErr w:type="gramStart"/>
+      <w:r>
+        <w:t>il</w:t>
+      </w:r>
+      <w:proofErr w:type="gramEnd"/>
+      <w:r>
+        <w:t xml:space="preserve"> est strictement interdit de cumuler les indemnités du nouveau congé supplémentaire de naissance avec l'AJPP</w:t>
       </w:r>
       <w:r>
         <w:t xml:space="preserve"> (Allocation Journalière de Présence Parentale versée par la CAF) </w:t>
@@ -4419,7 +4603,21 @@
               <w:rPr>
                 <w:rFonts w:eastAsia="Arial"/>
               </w:rPr>
-              <w:t xml:space="preserve">- liés à la grossesse; </w:t>
+              <w:t xml:space="preserve">- liés à la </w:t>
+            </w:r>
+            <w:proofErr w:type="gramStart"/>
+            <w:r>
+              <w:rPr>
+                <w:rFonts w:eastAsia="Arial"/>
+              </w:rPr>
+              <w:t>grossesse;</w:t>
+            </w:r>
+            <w:proofErr w:type="gramEnd"/>
+            <w:r>
+              <w:rPr>
+                <w:rFonts w:eastAsia="Arial"/>
+              </w:rPr>
+              <w:t xml:space="preserve"> </w:t>
             </w:r>
           </w:p>
         </w:tc>
@@ -4446,7 +4644,21 @@
               <w:rPr>
                 <w:rFonts w:eastAsia="Arial"/>
               </w:rPr>
-              <w:t xml:space="preserve">(art. 52)  </w:t>
+              <w:t>(</w:t>
+            </w:r>
+            <w:proofErr w:type="gramStart"/>
+            <w:r>
+              <w:rPr>
+                <w:rFonts w:eastAsia="Arial"/>
+              </w:rPr>
+              <w:t>art.</w:t>
+            </w:r>
+            <w:proofErr w:type="gramEnd"/>
+            <w:r>
+              <w:rPr>
+                <w:rFonts w:eastAsia="Arial"/>
+              </w:rPr>
+              <w:t xml:space="preserve"> 52)  </w:t>
             </w:r>
           </w:p>
           <w:p>
@@ -4505,7 +4717,21 @@
               <w:rPr>
                 <w:rFonts w:eastAsia="Arial"/>
               </w:rPr>
-              <w:t xml:space="preserve">(art. 52) Directive n°92/85/CEE du </w:t>
+              <w:t>(</w:t>
+            </w:r>
+            <w:proofErr w:type="gramStart"/>
+            <w:r>
+              <w:rPr>
+                <w:rFonts w:eastAsia="Arial"/>
+              </w:rPr>
+              <w:t>art.</w:t>
+            </w:r>
+            <w:proofErr w:type="gramEnd"/>
+            <w:r>
+              <w:rPr>
+                <w:rFonts w:eastAsia="Arial"/>
+              </w:rPr>
+              <w:t xml:space="preserve"> 52) Directive n°92/85/CEE du </w:t>
             </w:r>
           </w:p>
           <w:p>
@@ -4853,11 +5079,19 @@
             </w:r>
           </w:p>
           <w:p>
+            <w:proofErr w:type="gramStart"/>
             <w:r>
               <w:rPr>
                 <w:rFonts w:eastAsia="Arial"/>
               </w:rPr>
-              <w:t xml:space="preserve">travail (loi santé du 26 janvier </w:t>
+              <w:t>travail</w:t>
+            </w:r>
+            <w:proofErr w:type="gramEnd"/>
+            <w:r>
+              <w:rPr>
+                <w:rFonts w:eastAsia="Arial"/>
+              </w:rPr>
+              <w:t xml:space="preserve"> (loi santé du 26 janvier </w:t>
             </w:r>
           </w:p>
           <w:p>
@@ -5415,8 +5649,13 @@
           <w:numId w:val="18"/>
         </w:numPr>
       </w:pPr>
-      <w:r>
-        <w:t xml:space="preserve">une interruption de son traitement ; </w:t>
+      <w:proofErr w:type="gramStart"/>
+      <w:r>
+        <w:t>une</w:t>
+      </w:r>
+      <w:proofErr w:type="gramEnd"/>
+      <w:r>
+        <w:t xml:space="preserve"> interruption de son traitement ; </w:t>
       </w:r>
     </w:p>
     <w:p>
@@ -5427,8 +5666,13 @@
           <w:numId w:val="18"/>
         </w:numPr>
       </w:pPr>
-      <w:r>
-        <w:t xml:space="preserve">une radiation sans procédure disciplinaire préalable pour abandon de poste </w:t>
+      <w:proofErr w:type="gramStart"/>
+      <w:r>
+        <w:t>une</w:t>
+      </w:r>
+      <w:proofErr w:type="gramEnd"/>
+      <w:r>
+        <w:t xml:space="preserve"> radiation sans procédure disciplinaire préalable pour abandon de poste </w:t>
       </w:r>
     </w:p>
     <w:p>
@@ -5444,7 +5688,15 @@
     </w:p>
     <w:p>
       <w:r>
-        <w:t xml:space="preserve">Pour les AED en CDI c’est la DSDEN employeur qui est en charge de cette mission. </w:t>
+        <w:t xml:space="preserve">Pour les AED en CDI c’est la DSDEN employeur qui </w:t>
+      </w:r>
+      <w:proofErr w:type="gramStart"/>
+      <w:r>
+        <w:t>est en charge</w:t>
+      </w:r>
+      <w:proofErr w:type="gramEnd"/>
+      <w:r>
+        <w:t xml:space="preserve"> de cette mission. </w:t>
       </w:r>
     </w:p>
     <w:p/>
@@ -6802,11 +7054,19 @@
           <w:rFonts w:ascii="Marianne" w:hAnsi="Marianne"/>
         </w:rPr>
       </w:pPr>
+      <w:proofErr w:type="gramStart"/>
       <w:r>
         <w:rPr>
           <w:rFonts w:ascii="Marianne" w:hAnsi="Marianne"/>
         </w:rPr>
-        <w:t xml:space="preserve">au lycée de mutualisation de la paye des AED : </w:t>
+        <w:t>au</w:t>
+      </w:r>
+      <w:proofErr w:type="gramEnd"/>
+      <w:r>
+        <w:rPr>
+          <w:rFonts w:ascii="Marianne" w:hAnsi="Marianne"/>
+        </w:rPr>
+        <w:t xml:space="preserve"> lycée de mutualisation de la paye des AED : </w:t>
       </w:r>
       <w:hyperlink r:id="rId12" w:history="1">
         <w:r>
@@ -6828,11 +7088,19 @@
           <w:rFonts w:ascii="Marianne" w:hAnsi="Marianne"/>
         </w:rPr>
       </w:pPr>
+      <w:proofErr w:type="gramStart"/>
       <w:r>
         <w:rPr>
           <w:rFonts w:ascii="Marianne" w:hAnsi="Marianne"/>
         </w:rPr>
-        <w:t xml:space="preserve">en copie à la DSDEN du Val D’Oise : </w:t>
+        <w:t>en</w:t>
+      </w:r>
+      <w:proofErr w:type="gramEnd"/>
+      <w:r>
+        <w:rPr>
+          <w:rFonts w:ascii="Marianne" w:hAnsi="Marianne"/>
+        </w:rPr>
+        <w:t xml:space="preserve"> copie à la DSDEN du Val D’Oise : </w:t>
       </w:r>
       <w:hyperlink r:id="rId13" w:history="1">
         <w:r>
